--- a/docs/user-guides/manuals/user-manual-forensic-analyst.th.docx
+++ b/docs/user-guides/manuals/user-manual-forensic-analyst.th.docx
@@ -181,7 +181,7 @@
           <w:sz w:val="28"/>
           <w:szCs w:val="28"/>
         </w:rPr>
-        <w:t xml:space="preserve">เวอร์ชันระบบ v1.1.0</w:t>
+        <w:t xml:space="preserve">เวอร์ชันระบบ v1.4.0</w:t>
       </w:r>
       <w:r>
         <w:rPr>
@@ -197,7 +197,7 @@
           <w:sz w:val="28"/>
           <w:szCs w:val="28"/>
         </w:rPr>
-        <w:t xml:space="preserve">ปรับปรุงล่าสุด 3 กันยายน 2026</w:t>
+        <w:t xml:space="preserve">ปรับปรุงล่าสุด 10 กันยายน 2026</w:t>
       </w:r>
     </w:p>
     <w:p>
@@ -211,7 +211,7 @@
           <w:sz w:val="28"/>
           <w:szCs w:val="28"/>
         </w:rPr>
-        <w:t xml:space="preserve">คู่มือฉบับที่ 1.0</w:t>
+        <w:t xml:space="preserve">คู่มือฉบับที่ 1.1</w:t>
       </w:r>
     </w:p>
     <w:p>
@@ -349,7 +349,7 @@
           <w:sz w:val="32"/>
           <w:szCs w:val="32"/>
         </w:rPr>
-        <w:t xml:space="preserve">งานของคุณเน้นการพิสูจน์หลักฐานดิจิทัลและการวิเคราะห์สาเหตุที่แท้จริง (Root Cause Analysis) ของเหตุการณ์</w:t>
+        <w:t xml:space="preserve">งานของคุณเน้นการพิสูจน์หลักฐานดิจิทัลและการวิเคราะห์สาเหตุที่แท้จริง (Root Cause Analysis) ของเหตุการณ์ และเป็นผู้ดูแลฐานข้อมูลตัวบ่งชี้การบุกรุก (IOC Database) ของระบบ</w:t>
       </w:r>
     </w:p>
     <w:p>
@@ -496,7 +496,61 @@
           <w:sz w:val="32"/>
           <w:szCs w:val="32"/>
         </w:rPr>
-        <w:t xml:space="preserve">งานของคุณดำเนิน คู่ขนาน กับงานควบคุมของทีม SOC ไม่ได้หยุดรอกัน คุณจะเห็นเฉพาะตั๋วที่มีคำขอมอบหมายให้คุณ และมีหน้าที่ดำเนินการตามคำขอแล้วอัปเดตสถานะและผลการดำเนินการกลับเข้าระบบ</w:t>
+        <w:t xml:space="preserve">งานของคุณดำเนิน คู่ขนาน กับงานควบคุมของทีม SOC ไม่ได้หยุดรอกัน คุณมีหน้าที่ดำเนินการตามคำขอที่ได้รับมอบหมาย แล้วอัปเดตสถานะและผลการดำเนินการกลับเข้าระบบ</w:t>
+      </w:r>
+    </w:p>
+    <w:p>
+      <w:pPr>
+        <w:spacing w:after="120"/>
+      </w:pPr>
+      <w:r>
+        <w:rPr>
+          <w:sz w:val="32"/>
+          <w:szCs w:val="32"/>
+        </w:rPr>
+        <w:t xml:space="preserve">คุณ </w:t>
+      </w:r>
+      <w:r>
+        <w:rPr>
+          <w:b/>
+          <w:bCs/>
+          <w:sz w:val="32"/>
+          <w:szCs w:val="32"/>
+        </w:rPr>
+        <w:t xml:space="preserve">อ่านตั๋วได้ทุกใบในระบบ</w:t>
+      </w:r>
+      <w:r>
+        <w:rPr>
+          <w:sz w:val="32"/>
+          <w:szCs w:val="32"/>
+        </w:rPr>
+        <w:t xml:space="preserve"> เพื่อเชื่อมโยงตัวบ่งชี้และหลักฐานข้ามเหตุการณ์ได้ แต่เป็นสิทธิ์ </w:t>
+      </w:r>
+      <w:r>
+        <w:rPr>
+          <w:b/>
+          <w:bCs/>
+          <w:sz w:val="32"/>
+          <w:szCs w:val="32"/>
+        </w:rPr>
+        <w:t xml:space="preserve">อ่านอย่างเดียว</w:t>
+      </w:r>
+      <w:r>
+        <w:rPr>
+          <w:sz w:val="32"/>
+          <w:szCs w:val="32"/>
+        </w:rPr>
+        <w:t xml:space="preserve"> — ช่องทางเดียวที่คุณเขียนข้อมูลลงตั๋วได้คือผลการดำเนินการในคำขอที่มอบหมายให้คุณ และบันทึก/สถานะการตรวจสอบใน </w:t>
+      </w:r>
+      <w:r>
+        <w:rPr>
+          <w:b/>
+          <w:bCs/>
+          <w:color w:val="245EA8"/>
+          <w:sz w:val="32"/>
+          <w:szCs w:val="32"/>
+        </w:rPr>
+        <w:t xml:space="preserve">IOC Database</w:t>
       </w:r>
     </w:p>
     <w:p>
@@ -1067,14 +1121,6 @@
     </w:p>
     <w:p>
       <w:pPr>
-        <w:pStyle w:val="Heading1"/>
-      </w:pPr>
-      <w:r>
-        <w:t xml:space="preserve">5. การทำงานกับคำขอ</w:t>
-      </w:r>
-    </w:p>
-    <w:p>
-      <w:pPr>
         <w:spacing w:after="120"/>
       </w:pPr>
       <w:r>
@@ -1082,7 +1128,7 @@
           <w:sz w:val="32"/>
           <w:szCs w:val="32"/>
         </w:rPr>
-        <w:t xml:space="preserve">แต่ละคำขอผูกกับตั๋วต้นเรื่อง การดำเนินงานทั้งหมดทำในหน้ารายละเอียดตั๋ว หัวข้อ “งานย่อยและคำขอทีมตอบสนอง”</w:t>
+        <w:t xml:space="preserve">นอกจากคิวงานของคุณแล้ว คุณยังเปิดเมนูเหล่านี้ได้ด้วย:</w:t>
       </w:r>
     </w:p>
     <w:p>
@@ -1092,15 +1138,8 @@
           <w:ilvl w:val="0"/>
           <w:numId w:val="3"/>
         </w:numPr>
-        <w:spacing w:after="80"/>
-      </w:pPr>
-      <w:r>
-        <w:rPr>
-          <w:sz w:val="32"/>
-          <w:szCs w:val="32"/>
-        </w:rPr>
-        <w:t xml:space="preserve">ที่ </w:t>
-      </w:r>
+        <w:spacing w:after="60"/>
+      </w:pPr>
       <w:r>
         <w:rPr>
           <w:b/>
@@ -1109,31 +1148,14 @@
           <w:sz w:val="32"/>
           <w:szCs w:val="32"/>
         </w:rPr>
-        <w:t xml:space="preserve">Response Requests</w:t>
-      </w:r>
-      <w:r>
-        <w:rPr>
-          <w:sz w:val="32"/>
-          <w:szCs w:val="32"/>
-        </w:rPr>
-        <w:t xml:space="preserve"> กด </w:t>
-      </w:r>
-      <w:r>
-        <w:rPr>
-          <w:b/>
-          <w:bCs/>
-          <w:color w:val="1F2D3D"/>
-          <w:sz w:val="32"/>
-          <w:szCs w:val="32"/>
-        </w:rPr>
-        <w:t xml:space="preserve">เปิดคำขอ</w:t>
-      </w:r>
-      <w:r>
-        <w:rPr>
-          <w:sz w:val="32"/>
-          <w:szCs w:val="32"/>
-        </w:rPr>
-        <w:t xml:space="preserve"> เพื่อไปยังหน้ารายละเอียดตั๋ว (ส่วนงานย่อย)</w:t>
+        <w:t xml:space="preserve">Tickets › Active Tickets / History</w:t>
+      </w:r>
+      <w:r>
+        <w:rPr>
+          <w:sz w:val="32"/>
+          <w:szCs w:val="32"/>
+        </w:rPr>
+        <w:t xml:space="preserve"> — อ่านตั๋วทุกใบ (อ่านอย่างเดียว: ไม่มีปุ่มแก้ไข เปลี่ยนสถานะ แนบไฟล์ หรือออกรายงาน)</w:t>
       </w:r>
     </w:p>
     <w:p>
@@ -1143,24 +1165,24 @@
           <w:ilvl w:val="0"/>
           <w:numId w:val="3"/>
         </w:numPr>
-        <w:spacing w:after="80"/>
-      </w:pPr>
-      <w:r>
-        <w:rPr>
-          <w:sz w:val="32"/>
-          <w:szCs w:val="32"/>
-        </w:rPr>
-        <w:t xml:space="preserve">เมื่อเริ่มลงมือ เปลี่ยนสถานะเป็น </w:t>
-      </w:r>
+        <w:spacing w:after="60"/>
+      </w:pPr>
       <w:r>
         <w:rPr>
           <w:b/>
           <w:bCs/>
-          <w:color w:val="1F2D3D"/>
-          <w:sz w:val="32"/>
-          <w:szCs w:val="32"/>
-        </w:rPr>
-        <w:t xml:space="preserve">กำลังดำเนินการ</w:t>
+          <w:color w:val="245EA8"/>
+          <w:sz w:val="32"/>
+          <w:szCs w:val="32"/>
+        </w:rPr>
+        <w:t xml:space="preserve">Tickets › IOC Database</w:t>
+      </w:r>
+      <w:r>
+        <w:rPr>
+          <w:sz w:val="32"/>
+          <w:szCs w:val="32"/>
+        </w:rPr>
+        <w:t xml:space="preserve"> — แหล่งรวมตัวบ่งชี้ทั้งหมด เป็นหน้าเฉพาะของบทบาทคุณ (ดูหัวข้อถัดไป)</w:t>
       </w:r>
     </w:p>
     <w:p>
@@ -1170,6 +1192,53 @@
           <w:ilvl w:val="0"/>
           <w:numId w:val="3"/>
         </w:numPr>
+        <w:spacing w:after="60"/>
+      </w:pPr>
+      <w:r>
+        <w:rPr>
+          <w:b/>
+          <w:bCs/>
+          <w:color w:val="245EA8"/>
+          <w:sz w:val="32"/>
+          <w:szCs w:val="32"/>
+        </w:rPr>
+        <w:t xml:space="preserve">Tickets › IOC Search</w:t>
+      </w:r>
+      <w:r>
+        <w:rPr>
+          <w:sz w:val="32"/>
+          <w:szCs w:val="32"/>
+        </w:rPr>
+        <w:t xml:space="preserve"> — ค้นหาตัวบ่งชี้ข้ามตั๋วและข้ามคิวคัดกรอง Wazuh</w:t>
+      </w:r>
+    </w:p>
+    <w:p>
+      <w:pPr>
+        <w:pStyle w:val="Heading1"/>
+      </w:pPr>
+      <w:r>
+        <w:t xml:space="preserve">5. การทำงานกับคำขอ</w:t>
+      </w:r>
+    </w:p>
+    <w:p>
+      <w:pPr>
+        <w:spacing w:after="120"/>
+      </w:pPr>
+      <w:r>
+        <w:rPr>
+          <w:sz w:val="32"/>
+          <w:szCs w:val="32"/>
+        </w:rPr>
+        <w:t xml:space="preserve">แต่ละคำขอผูกกับตั๋วต้นเรื่อง การดำเนินงานทั้งหมดทำในหน้ารายละเอียดตั๋ว หัวข้อ “งานย่อยและคำขอทีมตอบสนอง”</w:t>
+      </w:r>
+    </w:p>
+    <w:p>
+      <w:pPr>
+        <w:pStyle w:val="ListParagraph"/>
+        <w:numPr>
+          <w:ilvl w:val="0"/>
+          <w:numId w:val="4"/>
+        </w:numPr>
         <w:spacing w:after="80"/>
       </w:pPr>
       <w:r>
@@ -1177,7 +1246,24 @@
           <w:sz w:val="32"/>
           <w:szCs w:val="32"/>
         </w:rPr>
-        <w:t xml:space="preserve">กรอก </w:t>
+        <w:t xml:space="preserve">ที่ </w:t>
+      </w:r>
+      <w:r>
+        <w:rPr>
+          <w:b/>
+          <w:bCs/>
+          <w:color w:val="245EA8"/>
+          <w:sz w:val="32"/>
+          <w:szCs w:val="32"/>
+        </w:rPr>
+        <w:t xml:space="preserve">Response Requests</w:t>
+      </w:r>
+      <w:r>
+        <w:rPr>
+          <w:sz w:val="32"/>
+          <w:szCs w:val="32"/>
+        </w:rPr>
+        <w:t xml:space="preserve"> กด </w:t>
       </w:r>
       <w:r>
         <w:rPr>
@@ -1187,14 +1273,31 @@
           <w:sz w:val="32"/>
           <w:szCs w:val="32"/>
         </w:rPr>
-        <w:t xml:space="preserve">ผลการดำเนินการ</w:t>
-      </w:r>
-      <w:r>
-        <w:rPr>
-          <w:sz w:val="32"/>
-          <w:szCs w:val="32"/>
-        </w:rPr>
-        <w:t xml:space="preserve"> และ </w:t>
+        <w:t xml:space="preserve">เปิดคำขอ</w:t>
+      </w:r>
+      <w:r>
+        <w:rPr>
+          <w:sz w:val="32"/>
+          <w:szCs w:val="32"/>
+        </w:rPr>
+        <w:t xml:space="preserve"> เพื่อไปยังหน้ารายละเอียดตั๋ว (ส่วนงานย่อย)</w:t>
+      </w:r>
+    </w:p>
+    <w:p>
+      <w:pPr>
+        <w:pStyle w:val="ListParagraph"/>
+        <w:numPr>
+          <w:ilvl w:val="0"/>
+          <w:numId w:val="4"/>
+        </w:numPr>
+        <w:spacing w:after="80"/>
+      </w:pPr>
+      <w:r>
+        <w:rPr>
+          <w:sz w:val="32"/>
+          <w:szCs w:val="32"/>
+        </w:rPr>
+        <w:t xml:space="preserve">เมื่อเริ่มลงมือ เปลี่ยนสถานะเป็น </w:t>
       </w:r>
       <w:r>
         <w:rPr>
@@ -1204,14 +1307,7 @@
           <w:sz w:val="32"/>
           <w:szCs w:val="32"/>
         </w:rPr>
-        <w:t xml:space="preserve">แนบไฟล์ผล (ถ้ามี)</w:t>
-      </w:r>
-      <w:r>
-        <w:rPr>
-          <w:sz w:val="32"/>
-          <w:szCs w:val="32"/>
-        </w:rPr>
-        <w:t xml:space="preserve"> แล้วกดบันทึก</w:t>
+        <w:t xml:space="preserve">กำลังดำเนินการ</w:t>
       </w:r>
     </w:p>
     <w:p>
@@ -1219,7 +1315,58 @@
         <w:pStyle w:val="ListParagraph"/>
         <w:numPr>
           <w:ilvl w:val="0"/>
-          <w:numId w:val="3"/>
+          <w:numId w:val="4"/>
+        </w:numPr>
+        <w:spacing w:after="80"/>
+      </w:pPr>
+      <w:r>
+        <w:rPr>
+          <w:sz w:val="32"/>
+          <w:szCs w:val="32"/>
+        </w:rPr>
+        <w:t xml:space="preserve">กรอก </w:t>
+      </w:r>
+      <w:r>
+        <w:rPr>
+          <w:b/>
+          <w:bCs/>
+          <w:color w:val="1F2D3D"/>
+          <w:sz w:val="32"/>
+          <w:szCs w:val="32"/>
+        </w:rPr>
+        <w:t xml:space="preserve">ผลการดำเนินการ</w:t>
+      </w:r>
+      <w:r>
+        <w:rPr>
+          <w:sz w:val="32"/>
+          <w:szCs w:val="32"/>
+        </w:rPr>
+        <w:t xml:space="preserve"> และ </w:t>
+      </w:r>
+      <w:r>
+        <w:rPr>
+          <w:b/>
+          <w:bCs/>
+          <w:color w:val="1F2D3D"/>
+          <w:sz w:val="32"/>
+          <w:szCs w:val="32"/>
+        </w:rPr>
+        <w:t xml:space="preserve">แนบไฟล์ผล (ถ้ามี)</w:t>
+      </w:r>
+      <w:r>
+        <w:rPr>
+          <w:sz w:val="32"/>
+          <w:szCs w:val="32"/>
+        </w:rPr>
+        <w:t xml:space="preserve"> แล้วกดบันทึก</w:t>
+      </w:r>
+    </w:p>
+    <w:p>
+      <w:pPr>
+        <w:pStyle w:val="ListParagraph"/>
+        <w:numPr>
+          <w:ilvl w:val="0"/>
+          <w:numId w:val="4"/>
         </w:numPr>
         <w:spacing w:after="80"/>
       </w:pPr>
@@ -1459,7 +1606,1359 @@
         <w:pStyle w:val="Heading1"/>
       </w:pPr>
       <w:r>
-        <w:t xml:space="preserve">6. สถานะของคำขอ</w:t>
+        <w:t xml:space="preserve">6. ฐานข้อมูล IOC (IOC Database)</w:t>
+      </w:r>
+    </w:p>
+    <w:p>
+      <w:pPr>
+        <w:spacing w:after="120"/>
+      </w:pPr>
+      <w:r>
+        <w:rPr>
+          <w:sz w:val="32"/>
+          <w:szCs w:val="32"/>
+        </w:rPr>
+        <w:t xml:space="preserve">เมนู </w:t>
+      </w:r>
+      <w:r>
+        <w:rPr>
+          <w:b/>
+          <w:bCs/>
+          <w:color w:val="245EA8"/>
+          <w:sz w:val="32"/>
+          <w:szCs w:val="32"/>
+        </w:rPr>
+        <w:t xml:space="preserve">Tickets › IOC Database</w:t>
+      </w:r>
+      <w:r>
+        <w:rPr>
+          <w:sz w:val="32"/>
+          <w:szCs w:val="32"/>
+        </w:rPr>
+        <w:t xml:space="preserve"> คือแหล่งรวมตัวบ่งชี้การบุกรุกของทั้งระบบ เปิดได้เฉพาะบทบาทของคุณ หน้านี้รวมตัวบ่งชี้จาก </w:t>
+      </w:r>
+      <w:r>
+        <w:rPr>
+          <w:b/>
+          <w:bCs/>
+          <w:sz w:val="32"/>
+          <w:szCs w:val="32"/>
+        </w:rPr>
+        <w:t xml:space="preserve">สองแหล่ง</w:t>
+      </w:r>
+      <w:r>
+        <w:rPr>
+          <w:sz w:val="32"/>
+          <w:szCs w:val="32"/>
+        </w:rPr>
+        <w:t xml:space="preserve"> เข้าเป็นรายการเดียวกันโดยยึด “ประเภท + ค่า” เป็นตัวจับคู่:</w:t>
+      </w:r>
+    </w:p>
+    <w:p>
+      <w:pPr>
+        <w:pStyle w:val="ListParagraph"/>
+        <w:numPr>
+          <w:ilvl w:val="0"/>
+          <w:numId w:val="3"/>
+        </w:numPr>
+        <w:spacing w:after="60"/>
+      </w:pPr>
+      <w:r>
+        <w:rPr>
+          <w:sz w:val="32"/>
+          <w:szCs w:val="32"/>
+        </w:rPr>
+        <w:t xml:space="preserve">Source </w:t>
+      </w:r>
+      <w:r>
+        <w:rPr>
+          <w:b/>
+          <w:bCs/>
+          <w:sz w:val="32"/>
+          <w:szCs w:val="32"/>
+        </w:rPr>
+        <w:t xml:space="preserve">Ticket</w:t>
+      </w:r>
+      <w:r>
+        <w:rPr>
+          <w:sz w:val="32"/>
+          <w:szCs w:val="32"/>
+        </w:rPr>
+        <w:t xml:space="preserve"> — ตัวบ่งชี้ที่ Tier 1 / Tier 2 กรอกไว้บนตั๋ว</w:t>
+      </w:r>
+    </w:p>
+    <w:p>
+      <w:pPr>
+        <w:pStyle w:val="ListParagraph"/>
+        <w:numPr>
+          <w:ilvl w:val="0"/>
+          <w:numId w:val="3"/>
+        </w:numPr>
+        <w:spacing w:after="60"/>
+      </w:pPr>
+      <w:r>
+        <w:rPr>
+          <w:sz w:val="32"/>
+          <w:szCs w:val="32"/>
+        </w:rPr>
+        <w:t xml:space="preserve">Source </w:t>
+      </w:r>
+      <w:r>
+        <w:rPr>
+          <w:b/>
+          <w:bCs/>
+          <w:sz w:val="32"/>
+          <w:szCs w:val="32"/>
+        </w:rPr>
+        <w:t xml:space="preserve">Manual</w:t>
+      </w:r>
+      <w:r>
+        <w:rPr>
+          <w:sz w:val="32"/>
+          <w:szCs w:val="32"/>
+        </w:rPr>
+        <w:t xml:space="preserve"> — ตัวบ่งชี้ที่คุณค้นพบเองจากภายนอกแล้วบันทึกเข้ามา</w:t>
+      </w:r>
+    </w:p>
+    <w:p>
+      <w:pPr>
+        <w:spacing w:after="120"/>
+      </w:pPr>
+      <w:r>
+        <w:rPr>
+          <w:sz w:val="32"/>
+          <w:szCs w:val="32"/>
+        </w:rPr>
+        <w:t xml:space="preserve">ถ้าค่าเดียวกันมาจากทั้งสองแหล่ง จะยังเป็นแถวเดียว แต่แสดงที่มาทั้งสอง</w:t>
+      </w:r>
+    </w:p>
+    <w:p>
+      <w:pPr>
+        <w:pStyle w:val="Heading2"/>
+      </w:pPr>
+      <w:r>
+        <w:t xml:space="preserve">อ่านตารางและกรองข้อมูล</w:t>
+      </w:r>
+    </w:p>
+    <w:tbl>
+      <w:tblPr>
+        <w:tblW w:type="dxa" w:w="9600"/>
+        <w:tblBorders>
+          <w:top w:val="single" w:color="E1E6ED" w:sz="2"/>
+          <w:left w:val="single" w:color="E1E6ED" w:sz="2"/>
+          <w:bottom w:val="single" w:color="E1E6ED" w:sz="2"/>
+          <w:right w:val="single" w:color="E1E6ED" w:sz="2"/>
+          <w:insideH w:val="single" w:color="E1E6ED" w:sz="2"/>
+          <w:insideV w:val="single" w:color="E1E6ED" w:sz="2"/>
+        </w:tblBorders>
+      </w:tblPr>
+      <w:tblGrid>
+        <w:gridCol w:w="2600"/>
+        <w:gridCol w:w="7000"/>
+      </w:tblGrid>
+      <w:tr>
+        <w:trPr>
+          <w:cantSplit/>
+          <w:tblHeader/>
+        </w:trPr>
+        <w:tc>
+          <w:tcPr>
+            <w:tcW w:type="dxa" w:w="2600"/>
+            <w:shd w:fill="1A1A2E" w:color="auto" w:val="clear"/>
+            <w:tcMar>
+              <w:top w:type="dxa" w:w="80"/>
+              <w:left w:type="dxa" w:w="120"/>
+              <w:bottom w:type="dxa" w:w="80"/>
+              <w:right w:type="dxa" w:w="120"/>
+            </w:tcMar>
+          </w:tcPr>
+          <w:p>
+            <w:r>
+              <w:rPr>
+                <w:b/>
+                <w:bCs/>
+                <w:color w:val="FFFFFF"/>
+                <w:sz w:val="28"/>
+                <w:szCs w:val="28"/>
+              </w:rPr>
+              <w:t xml:space="preserve">คอลัมน์</w:t>
+            </w:r>
+          </w:p>
+        </w:tc>
+        <w:tc>
+          <w:tcPr>
+            <w:tcW w:type="dxa" w:w="7000"/>
+            <w:shd w:fill="1A1A2E" w:color="auto" w:val="clear"/>
+            <w:tcMar>
+              <w:top w:type="dxa" w:w="80"/>
+              <w:left w:type="dxa" w:w="120"/>
+              <w:bottom w:type="dxa" w:w="80"/>
+              <w:right w:type="dxa" w:w="120"/>
+            </w:tcMar>
+          </w:tcPr>
+          <w:p>
+            <w:r>
+              <w:rPr>
+                <w:b/>
+                <w:bCs/>
+                <w:color w:val="FFFFFF"/>
+                <w:sz w:val="28"/>
+                <w:szCs w:val="28"/>
+              </w:rPr>
+              <w:t xml:space="preserve">ความหมาย</w:t>
+            </w:r>
+          </w:p>
+        </w:tc>
+      </w:tr>
+      <w:tr>
+        <w:trPr>
+          <w:cantSplit/>
+        </w:trPr>
+        <w:tc>
+          <w:tcPr>
+            <w:tcW w:type="dxa" w:w="2600"/>
+            <w:shd w:fill="FFFFFF" w:color="auto" w:val="clear"/>
+            <w:tcMar>
+              <w:top w:type="dxa" w:w="70"/>
+              <w:left w:type="dxa" w:w="120"/>
+              <w:bottom w:type="dxa" w:w="70"/>
+              <w:right w:type="dxa" w:w="120"/>
+            </w:tcMar>
+          </w:tcPr>
+          <w:p>
+            <w:pPr>
+              <w:spacing w:after="0"/>
+            </w:pPr>
+            <w:r>
+              <w:rPr>
+                <w:sz w:val="28"/>
+                <w:szCs w:val="28"/>
+              </w:rPr>
+              <w:t xml:space="preserve">Category</w:t>
+            </w:r>
+          </w:p>
+        </w:tc>
+        <w:tc>
+          <w:tcPr>
+            <w:tcW w:type="dxa" w:w="7000"/>
+            <w:shd w:fill="FFFFFF" w:color="auto" w:val="clear"/>
+            <w:tcMar>
+              <w:top w:type="dxa" w:w="70"/>
+              <w:left w:type="dxa" w:w="120"/>
+              <w:bottom w:type="dxa" w:w="70"/>
+              <w:right w:type="dxa" w:w="120"/>
+            </w:tcMar>
+          </w:tcPr>
+          <w:p>
+            <w:pPr>
+              <w:spacing w:after="0"/>
+            </w:pPr>
+            <w:r>
+              <w:rPr>
+                <w:sz w:val="28"/>
+                <w:szCs w:val="28"/>
+              </w:rPr>
+              <w:t xml:space="preserve">ประเภทตัวบ่งชี้ (File Name, Hash, Domain, IP Address, URL, File Path)</w:t>
+            </w:r>
+          </w:p>
+        </w:tc>
+      </w:tr>
+      <w:tr>
+        <w:trPr>
+          <w:cantSplit/>
+        </w:trPr>
+        <w:tc>
+          <w:tcPr>
+            <w:tcW w:type="dxa" w:w="2600"/>
+            <w:shd w:fill="F7F8FA" w:color="auto" w:val="clear"/>
+            <w:tcMar>
+              <w:top w:type="dxa" w:w="70"/>
+              <w:left w:type="dxa" w:w="120"/>
+              <w:bottom w:type="dxa" w:w="70"/>
+              <w:right w:type="dxa" w:w="120"/>
+            </w:tcMar>
+          </w:tcPr>
+          <w:p>
+            <w:pPr>
+              <w:spacing w:after="0"/>
+            </w:pPr>
+            <w:r>
+              <w:rPr>
+                <w:sz w:val="28"/>
+                <w:szCs w:val="28"/>
+              </w:rPr>
+              <w:t xml:space="preserve">Indicator</w:t>
+            </w:r>
+          </w:p>
+        </w:tc>
+        <w:tc>
+          <w:tcPr>
+            <w:tcW w:type="dxa" w:w="7000"/>
+            <w:shd w:fill="F7F8FA" w:color="auto" w:val="clear"/>
+            <w:tcMar>
+              <w:top w:type="dxa" w:w="70"/>
+              <w:left w:type="dxa" w:w="120"/>
+              <w:bottom w:type="dxa" w:w="70"/>
+              <w:right w:type="dxa" w:w="120"/>
+            </w:tcMar>
+          </w:tcPr>
+          <w:p>
+            <w:pPr>
+              <w:spacing w:after="0"/>
+            </w:pPr>
+            <w:r>
+              <w:rPr>
+                <w:sz w:val="28"/>
+                <w:szCs w:val="28"/>
+              </w:rPr>
+              <w:t xml:space="preserve">ค่าของตัวบ่งชี้</w:t>
+            </w:r>
+          </w:p>
+        </w:tc>
+      </w:tr>
+      <w:tr>
+        <w:trPr>
+          <w:cantSplit/>
+        </w:trPr>
+        <w:tc>
+          <w:tcPr>
+            <w:tcW w:type="dxa" w:w="2600"/>
+            <w:shd w:fill="FFFFFF" w:color="auto" w:val="clear"/>
+            <w:tcMar>
+              <w:top w:type="dxa" w:w="70"/>
+              <w:left w:type="dxa" w:w="120"/>
+              <w:bottom w:type="dxa" w:w="70"/>
+              <w:right w:type="dxa" w:w="120"/>
+            </w:tcMar>
+          </w:tcPr>
+          <w:p>
+            <w:pPr>
+              <w:spacing w:after="0"/>
+            </w:pPr>
+            <w:r>
+              <w:rPr>
+                <w:sz w:val="28"/>
+                <w:szCs w:val="28"/>
+              </w:rPr>
+              <w:t xml:space="preserve">Note</w:t>
+            </w:r>
+          </w:p>
+        </w:tc>
+        <w:tc>
+          <w:tcPr>
+            <w:tcW w:type="dxa" w:w="7000"/>
+            <w:shd w:fill="FFFFFF" w:color="auto" w:val="clear"/>
+            <w:tcMar>
+              <w:top w:type="dxa" w:w="70"/>
+              <w:left w:type="dxa" w:w="120"/>
+              <w:bottom w:type="dxa" w:w="70"/>
+              <w:right w:type="dxa" w:w="120"/>
+            </w:tcMar>
+          </w:tcPr>
+          <w:p>
+            <w:pPr>
+              <w:spacing w:after="0"/>
+            </w:pPr>
+            <w:r>
+              <w:rPr>
+                <w:sz w:val="28"/>
+                <w:szCs w:val="28"/>
+              </w:rPr>
+              <w:t xml:space="preserve">บันทึกของคุณ — กดไอคอนดินสอเพื่อแก้ไขได้ทุกแถว</w:t>
+            </w:r>
+          </w:p>
+        </w:tc>
+      </w:tr>
+      <w:tr>
+        <w:trPr>
+          <w:cantSplit/>
+        </w:trPr>
+        <w:tc>
+          <w:tcPr>
+            <w:tcW w:type="dxa" w:w="2600"/>
+            <w:shd w:fill="F7F8FA" w:color="auto" w:val="clear"/>
+            <w:tcMar>
+              <w:top w:type="dxa" w:w="70"/>
+              <w:left w:type="dxa" w:w="120"/>
+              <w:bottom w:type="dxa" w:w="70"/>
+              <w:right w:type="dxa" w:w="120"/>
+            </w:tcMar>
+          </w:tcPr>
+          <w:p>
+            <w:pPr>
+              <w:spacing w:after="0"/>
+            </w:pPr>
+            <w:r>
+              <w:rPr>
+                <w:sz w:val="28"/>
+                <w:szCs w:val="28"/>
+              </w:rPr>
+              <w:t xml:space="preserve">Status</w:t>
+            </w:r>
+          </w:p>
+        </w:tc>
+        <w:tc>
+          <w:tcPr>
+            <w:tcW w:type="dxa" w:w="7000"/>
+            <w:shd w:fill="F7F8FA" w:color="auto" w:val="clear"/>
+            <w:tcMar>
+              <w:top w:type="dxa" w:w="70"/>
+              <w:left w:type="dxa" w:w="120"/>
+              <w:bottom w:type="dxa" w:w="70"/>
+              <w:right w:type="dxa" w:w="120"/>
+            </w:tcMar>
+          </w:tcPr>
+          <w:p>
+            <w:pPr>
+              <w:spacing w:after="0"/>
+            </w:pPr>
+            <w:r>
+              <w:rPr>
+                <w:b/>
+                <w:bCs/>
+                <w:sz w:val="32"/>
+                <w:szCs w:val="32"/>
+              </w:rPr>
+              <w:t xml:space="preserve">Checked</w:t>
+            </w:r>
+            <w:r>
+              <w:rPr>
+                <w:sz w:val="32"/>
+                <w:szCs w:val="32"/>
+              </w:rPr>
+              <w:t xml:space="preserve"> / </w:t>
+            </w:r>
+            <w:r>
+              <w:rPr>
+                <w:b/>
+                <w:bCs/>
+                <w:sz w:val="32"/>
+                <w:szCs w:val="32"/>
+              </w:rPr>
+              <w:t xml:space="preserve">Not Checked</w:t>
+            </w:r>
+            <w:r>
+              <w:rPr>
+                <w:sz w:val="32"/>
+                <w:szCs w:val="32"/>
+              </w:rPr>
+              <w:t xml:space="preserve"> — สลับได้ทันทีเมื่อคุณตรวจค่านั้นกับ MISP แล้ว</w:t>
+            </w:r>
+          </w:p>
+        </w:tc>
+      </w:tr>
+      <w:tr>
+        <w:trPr>
+          <w:cantSplit/>
+        </w:trPr>
+        <w:tc>
+          <w:tcPr>
+            <w:tcW w:type="dxa" w:w="2600"/>
+            <w:shd w:fill="FFFFFF" w:color="auto" w:val="clear"/>
+            <w:tcMar>
+              <w:top w:type="dxa" w:w="70"/>
+              <w:left w:type="dxa" w:w="120"/>
+              <w:bottom w:type="dxa" w:w="70"/>
+              <w:right w:type="dxa" w:w="120"/>
+            </w:tcMar>
+          </w:tcPr>
+          <w:p>
+            <w:pPr>
+              <w:spacing w:after="0"/>
+            </w:pPr>
+            <w:r>
+              <w:rPr>
+                <w:sz w:val="28"/>
+                <w:szCs w:val="28"/>
+              </w:rPr>
+              <w:t xml:space="preserve">Source</w:t>
+            </w:r>
+          </w:p>
+        </w:tc>
+        <w:tc>
+          <w:tcPr>
+            <w:tcW w:type="dxa" w:w="7000"/>
+            <w:shd w:fill="FFFFFF" w:color="auto" w:val="clear"/>
+            <w:tcMar>
+              <w:top w:type="dxa" w:w="70"/>
+              <w:left w:type="dxa" w:w="120"/>
+              <w:bottom w:type="dxa" w:w="70"/>
+              <w:right w:type="dxa" w:w="120"/>
+            </w:tcMar>
+          </w:tcPr>
+          <w:p>
+            <w:pPr>
+              <w:spacing w:after="0"/>
+            </w:pPr>
+            <w:r>
+              <w:rPr>
+                <w:sz w:val="28"/>
+                <w:szCs w:val="28"/>
+              </w:rPr>
+              <w:t xml:space="preserve">Ticket / Manual หรือทั้งสอง</w:t>
+            </w:r>
+          </w:p>
+        </w:tc>
+      </w:tr>
+      <w:tr>
+        <w:trPr>
+          <w:cantSplit/>
+        </w:trPr>
+        <w:tc>
+          <w:tcPr>
+            <w:tcW w:type="dxa" w:w="2600"/>
+            <w:shd w:fill="F7F8FA" w:color="auto" w:val="clear"/>
+            <w:tcMar>
+              <w:top w:type="dxa" w:w="70"/>
+              <w:left w:type="dxa" w:w="120"/>
+              <w:bottom w:type="dxa" w:w="70"/>
+              <w:right w:type="dxa" w:w="120"/>
+            </w:tcMar>
+          </w:tcPr>
+          <w:p>
+            <w:pPr>
+              <w:spacing w:after="0"/>
+            </w:pPr>
+            <w:r>
+              <w:rPr>
+                <w:sz w:val="28"/>
+                <w:szCs w:val="28"/>
+              </w:rPr>
+              <w:t xml:space="preserve">On tickets</w:t>
+            </w:r>
+          </w:p>
+        </w:tc>
+        <w:tc>
+          <w:tcPr>
+            <w:tcW w:type="dxa" w:w="7000"/>
+            <w:shd w:fill="F7F8FA" w:color="auto" w:val="clear"/>
+            <w:tcMar>
+              <w:top w:type="dxa" w:w="70"/>
+              <w:left w:type="dxa" w:w="120"/>
+              <w:bottom w:type="dxa" w:w="70"/>
+              <w:right w:type="dxa" w:w="120"/>
+            </w:tcMar>
+          </w:tcPr>
+          <w:p>
+            <w:pPr>
+              <w:spacing w:after="0"/>
+            </w:pPr>
+            <w:r>
+              <w:rPr>
+                <w:sz w:val="28"/>
+                <w:szCs w:val="28"/>
+              </w:rPr>
+              <w:t xml:space="preserve">จำนวนตั๋วที่พบตัวบ่งชี้นี้</w:t>
+            </w:r>
+          </w:p>
+        </w:tc>
+      </w:tr>
+      <w:tr>
+        <w:trPr>
+          <w:cantSplit/>
+        </w:trPr>
+        <w:tc>
+          <w:tcPr>
+            <w:tcW w:type="dxa" w:w="2600"/>
+            <w:shd w:fill="FFFFFF" w:color="auto" w:val="clear"/>
+            <w:tcMar>
+              <w:top w:type="dxa" w:w="70"/>
+              <w:left w:type="dxa" w:w="120"/>
+              <w:bottom w:type="dxa" w:w="70"/>
+              <w:right w:type="dxa" w:w="120"/>
+            </w:tcMar>
+          </w:tcPr>
+          <w:p>
+            <w:pPr>
+              <w:spacing w:after="0"/>
+            </w:pPr>
+            <w:r>
+              <w:rPr>
+                <w:sz w:val="28"/>
+                <w:szCs w:val="28"/>
+              </w:rPr>
+              <w:t xml:space="preserve">Last activity</w:t>
+            </w:r>
+          </w:p>
+        </w:tc>
+        <w:tc>
+          <w:tcPr>
+            <w:tcW w:type="dxa" w:w="7000"/>
+            <w:shd w:fill="FFFFFF" w:color="auto" w:val="clear"/>
+            <w:tcMar>
+              <w:top w:type="dxa" w:w="70"/>
+              <w:left w:type="dxa" w:w="120"/>
+              <w:bottom w:type="dxa" w:w="70"/>
+              <w:right w:type="dxa" w:w="120"/>
+            </w:tcMar>
+          </w:tcPr>
+          <w:p>
+            <w:pPr>
+              <w:spacing w:after="0"/>
+            </w:pPr>
+            <w:r>
+              <w:rPr>
+                <w:sz w:val="28"/>
+                <w:szCs w:val="28"/>
+              </w:rPr>
+              <w:t xml:space="preserve">ความเคลื่อนไหวล่าสุดของตัวบ่งชี้</w:t>
+            </w:r>
+          </w:p>
+        </w:tc>
+      </w:tr>
+    </w:tbl>
+    <w:p>
+      <w:pPr>
+        <w:spacing w:after="140"/>
+      </w:pPr>
+    </w:p>
+    <w:p>
+      <w:pPr>
+        <w:spacing w:after="120"/>
+      </w:pPr>
+      <w:r>
+        <w:rPr>
+          <w:sz w:val="32"/>
+          <w:szCs w:val="32"/>
+        </w:rPr>
+        <w:t xml:space="preserve">แถบด้านบนมีตัวกรอง </w:t>
+      </w:r>
+      <w:r>
+        <w:rPr>
+          <w:b/>
+          <w:bCs/>
+          <w:color w:val="1F2D3D"/>
+          <w:sz w:val="32"/>
+          <w:szCs w:val="32"/>
+        </w:rPr>
+        <w:t xml:space="preserve">ค้นหา / Search</w:t>
+      </w:r>
+      <w:r>
+        <w:rPr>
+          <w:sz w:val="32"/>
+          <w:szCs w:val="32"/>
+        </w:rPr>
+        <w:t xml:space="preserve"> (ค้นได้ทั้งค่า รหัส และบันทึก), </w:t>
+      </w:r>
+      <w:r>
+        <w:rPr>
+          <w:b/>
+          <w:bCs/>
+          <w:color w:val="1F2D3D"/>
+          <w:sz w:val="32"/>
+          <w:szCs w:val="32"/>
+        </w:rPr>
+        <w:t xml:space="preserve">สถานะ / Status</w:t>
+      </w:r>
+      <w:r>
+        <w:rPr>
+          <w:sz w:val="32"/>
+          <w:szCs w:val="32"/>
+        </w:rPr>
+        <w:t xml:space="preserve">, </w:t>
+      </w:r>
+      <w:r>
+        <w:rPr>
+          <w:b/>
+          <w:bCs/>
+          <w:color w:val="1F2D3D"/>
+          <w:sz w:val="32"/>
+          <w:szCs w:val="32"/>
+        </w:rPr>
+        <w:t xml:space="preserve">แหล่งที่มา / Source</w:t>
+      </w:r>
+      <w:r>
+        <w:rPr>
+          <w:sz w:val="32"/>
+          <w:szCs w:val="32"/>
+        </w:rPr>
+        <w:t xml:space="preserve"> และ </w:t>
+      </w:r>
+      <w:r>
+        <w:rPr>
+          <w:b/>
+          <w:bCs/>
+          <w:color w:val="1F2D3D"/>
+          <w:sz w:val="32"/>
+          <w:szCs w:val="32"/>
+        </w:rPr>
+        <w:t xml:space="preserve">ประเภท / Category</w:t>
+      </w:r>
+      <w:r>
+        <w:rPr>
+          <w:sz w:val="32"/>
+          <w:szCs w:val="32"/>
+        </w:rPr>
+        <w:t xml:space="preserve"> — กด </w:t>
+      </w:r>
+      <w:r>
+        <w:rPr>
+          <w:b/>
+          <w:bCs/>
+          <w:color w:val="1F2D3D"/>
+          <w:sz w:val="32"/>
+          <w:szCs w:val="32"/>
+        </w:rPr>
+        <w:t xml:space="preserve">กรอง</w:t>
+      </w:r>
+      <w:r>
+        <w:rPr>
+          <w:sz w:val="32"/>
+          <w:szCs w:val="32"/>
+        </w:rPr>
+        <w:t xml:space="preserve"> เพื่อใช้งาน และ </w:t>
+      </w:r>
+      <w:r>
+        <w:rPr>
+          <w:b/>
+          <w:bCs/>
+          <w:sz w:val="32"/>
+          <w:szCs w:val="32"/>
+        </w:rPr>
+        <w:t xml:space="preserve">กดหัวคอลัมน์</w:t>
+      </w:r>
+      <w:r>
+        <w:rPr>
+          <w:sz w:val="32"/>
+          <w:szCs w:val="32"/>
+        </w:rPr>
+        <w:t xml:space="preserve"> เพื่อเรียงลำดับได้ทุกคอลัมน์</w:t>
+      </w:r>
+    </w:p>
+    <w:tbl>
+      <w:tblPr>
+        <w:tblW w:type="dxa" w:w="9600"/>
+        <w:tblBorders>
+          <w:top w:val="dashed" w:color="9DB4D4" w:sz="6"/>
+          <w:left w:val="dashed" w:color="9DB4D4" w:sz="6"/>
+          <w:bottom w:val="dashed" w:color="9DB4D4" w:sz="6"/>
+          <w:right w:val="dashed" w:color="9DB4D4" w:sz="6"/>
+          <w:insideH w:val="single" w:color="auto" w:sz="4"/>
+          <w:insideV w:val="single" w:color="auto" w:sz="4"/>
+        </w:tblBorders>
+      </w:tblPr>
+      <w:tblGrid>
+        <w:gridCol w:w="9600"/>
+      </w:tblGrid>
+      <w:tr>
+        <w:tc>
+          <w:tcPr>
+            <w:tcW w:type="dxa" w:w="9600"/>
+            <w:shd w:fill="F7F8FA" w:color="auto" w:val="clear"/>
+            <w:tcMar>
+              <w:top w:type="dxa" w:w="520"/>
+              <w:left w:type="dxa" w:w="200"/>
+              <w:bottom w:type="dxa" w:w="520"/>
+              <w:right w:type="dxa" w:w="200"/>
+            </w:tcMar>
+            <w:vAlign w:val="center"/>
+          </w:tcPr>
+          <w:p>
+            <w:pPr>
+              <w:spacing w:after="40"/>
+              <w:jc w:val="center"/>
+            </w:pPr>
+            <w:r>
+              <w:rPr>
+                <w:b/>
+                <w:bCs/>
+                <w:color w:val="6C7888"/>
+                <w:sz w:val="30"/>
+                <w:szCs w:val="30"/>
+              </w:rPr>
+              <w:t xml:space="preserve">[ ตำแหน่งภาพหน้าจอ ]</w:t>
+            </w:r>
+          </w:p>
+          <w:p>
+            <w:pPr>
+              <w:spacing w:after="40"/>
+              <w:jc w:val="center"/>
+            </w:pPr>
+            <w:r>
+              <w:rPr>
+                <w:color w:val="1F2D3D"/>
+                <w:sz w:val="32"/>
+                <w:szCs w:val="32"/>
+              </w:rPr>
+              <w:t xml:space="preserve">หน้า IOC Database: แถบตัวกรอง ตารางตัวบ่งชี้ พร้อมคอลัมน์ Status และ Source</w:t>
+            </w:r>
+          </w:p>
+          <w:p>
+            <w:pPr>
+              <w:jc w:val="center"/>
+            </w:pPr>
+            <w:r>
+              <w:rPr>
+                <w:rFonts w:ascii="Consolas" w:cs="Consolas" w:eastAsia="Consolas" w:hAnsi="Consolas"/>
+                <w:color w:val="9AA6B4"/>
+                <w:sz w:val="24"/>
+                <w:szCs w:val="24"/>
+              </w:rPr>
+              <w:t xml:space="preserve">SHOT: FOR-ioc-database</w:t>
+            </w:r>
+          </w:p>
+        </w:tc>
+      </w:tr>
+    </w:tbl>
+    <w:p>
+      <w:pPr>
+        <w:spacing w:after="160" w:before="60"/>
+        <w:jc w:val="center"/>
+      </w:pPr>
+      <w:r>
+        <w:rPr>
+          <w:b/>
+          <w:bCs/>
+          <w:color w:val="245EA8"/>
+          <w:sz w:val="28"/>
+          <w:szCs w:val="28"/>
+        </w:rPr>
+        <w:t xml:space="preserve">รูปที่ 6-1  </w:t>
+      </w:r>
+      <w:r>
+        <w:rPr>
+          <w:i/>
+          <w:iCs/>
+          <w:color w:val="6C7888"/>
+          <w:sz w:val="28"/>
+          <w:szCs w:val="28"/>
+        </w:rPr>
+        <w:t xml:space="preserve">หน้า IOC Database: แถบตัวกรอง ตารางตัวบ่งชี้ พร้อมคอลัมน์ Status และ Source</w:t>
+      </w:r>
+    </w:p>
+    <w:p>
+      <w:pPr>
+        <w:pStyle w:val="Heading2"/>
+      </w:pPr>
+      <w:r>
+        <w:t xml:space="preserve">บันทึกผลการตรวจสอบ</w:t>
+      </w:r>
+    </w:p>
+    <w:p>
+      <w:pPr>
+        <w:spacing w:after="120"/>
+      </w:pPr>
+      <w:r>
+        <w:rPr>
+          <w:sz w:val="32"/>
+          <w:szCs w:val="32"/>
+        </w:rPr>
+        <w:t xml:space="preserve">สองช่องนี้เป็นของคุณ และแก้ไขได้ทุกแถว รวมถึงแถวที่มาจากตั๋วของทีม SOC ด้วย</w:t>
+      </w:r>
+    </w:p>
+    <w:p>
+      <w:pPr>
+        <w:pStyle w:val="ListParagraph"/>
+        <w:numPr>
+          <w:ilvl w:val="0"/>
+          <w:numId w:val="5"/>
+        </w:numPr>
+        <w:spacing w:after="80"/>
+      </w:pPr>
+      <w:r>
+        <w:rPr>
+          <w:sz w:val="32"/>
+          <w:szCs w:val="32"/>
+        </w:rPr>
+        <w:t xml:space="preserve">ที่คอลัมน์ </w:t>
+      </w:r>
+      <w:r>
+        <w:rPr>
+          <w:b/>
+          <w:bCs/>
+          <w:color w:val="1F2D3D"/>
+          <w:sz w:val="32"/>
+          <w:szCs w:val="32"/>
+        </w:rPr>
+        <w:t xml:space="preserve">Status</w:t>
+      </w:r>
+      <w:r>
+        <w:rPr>
+          <w:sz w:val="32"/>
+          <w:szCs w:val="32"/>
+        </w:rPr>
+        <w:t xml:space="preserve"> กดสลับเป็น </w:t>
+      </w:r>
+      <w:r>
+        <w:rPr>
+          <w:b/>
+          <w:bCs/>
+          <w:color w:val="1F2D3D"/>
+          <w:sz w:val="32"/>
+          <w:szCs w:val="32"/>
+        </w:rPr>
+        <w:t xml:space="preserve">Checked</w:t>
+      </w:r>
+      <w:r>
+        <w:rPr>
+          <w:sz w:val="32"/>
+          <w:szCs w:val="32"/>
+        </w:rPr>
+        <w:t xml:space="preserve"> เมื่อคุณตรวจตัวบ่งชี้นั้นกับ MISP เรียบร้อยแล้ว</w:t>
+      </w:r>
+    </w:p>
+    <w:p>
+      <w:pPr>
+        <w:pStyle w:val="ListParagraph"/>
+        <w:numPr>
+          <w:ilvl w:val="0"/>
+          <w:numId w:val="5"/>
+        </w:numPr>
+        <w:spacing w:after="80"/>
+      </w:pPr>
+      <w:r>
+        <w:rPr>
+          <w:sz w:val="32"/>
+          <w:szCs w:val="32"/>
+        </w:rPr>
+        <w:t xml:space="preserve">ที่คอลัมน์ </w:t>
+      </w:r>
+      <w:r>
+        <w:rPr>
+          <w:b/>
+          <w:bCs/>
+          <w:color w:val="1F2D3D"/>
+          <w:sz w:val="32"/>
+          <w:szCs w:val="32"/>
+        </w:rPr>
+        <w:t xml:space="preserve">Note</w:t>
+      </w:r>
+      <w:r>
+        <w:rPr>
+          <w:sz w:val="32"/>
+          <w:szCs w:val="32"/>
+        </w:rPr>
+        <w:t xml:space="preserve"> กดไอคอนดินสอเพื่อบันทึกสิ่งที่พบ แล้วกด </w:t>
+      </w:r>
+      <w:r>
+        <w:rPr>
+          <w:b/>
+          <w:bCs/>
+          <w:color w:val="1F2D3D"/>
+          <w:sz w:val="32"/>
+          <w:szCs w:val="32"/>
+        </w:rPr>
+        <w:t xml:space="preserve">บันทึก / Save</w:t>
+      </w:r>
+    </w:p>
+    <w:p>
+      <w:pPr>
+        <w:pStyle w:val="Heading2"/>
+      </w:pPr>
+      <w:r>
+        <w:t xml:space="preserve">เพิ่มตัวบ่งชี้ที่คุณค้นพบเอง</w:t>
+      </w:r>
+    </w:p>
+    <w:p>
+      <w:pPr>
+        <w:pStyle w:val="ListParagraph"/>
+        <w:numPr>
+          <w:ilvl w:val="0"/>
+          <w:numId w:val="5"/>
+        </w:numPr>
+        <w:spacing w:after="80"/>
+      </w:pPr>
+      <w:r>
+        <w:rPr>
+          <w:sz w:val="32"/>
+          <w:szCs w:val="32"/>
+        </w:rPr>
+        <w:t xml:space="preserve">กด </w:t>
+      </w:r>
+      <w:r>
+        <w:rPr>
+          <w:b/>
+          <w:bCs/>
+          <w:color w:val="1F2D3D"/>
+          <w:sz w:val="32"/>
+          <w:szCs w:val="32"/>
+        </w:rPr>
+        <w:t xml:space="preserve">เพิ่ม IOC เอง / Add IOC manually</w:t>
+      </w:r>
+      <w:r>
+        <w:rPr>
+          <w:sz w:val="32"/>
+          <w:szCs w:val="32"/>
+        </w:rPr>
+        <w:t xml:space="preserve"> ที่ด้านบนของหน้า</w:t>
+      </w:r>
+    </w:p>
+    <w:p>
+      <w:pPr>
+        <w:pStyle w:val="ListParagraph"/>
+        <w:numPr>
+          <w:ilvl w:val="0"/>
+          <w:numId w:val="5"/>
+        </w:numPr>
+        <w:spacing w:after="80"/>
+      </w:pPr>
+      <w:r>
+        <w:rPr>
+          <w:sz w:val="32"/>
+          <w:szCs w:val="32"/>
+        </w:rPr>
+        <w:t xml:space="preserve">กรอกทีละแถว: </w:t>
+      </w:r>
+      <w:r>
+        <w:rPr>
+          <w:b/>
+          <w:bCs/>
+          <w:color w:val="1F2D3D"/>
+          <w:sz w:val="32"/>
+          <w:szCs w:val="32"/>
+        </w:rPr>
+        <w:t xml:space="preserve">Category</w:t>
+      </w:r>
+      <w:r>
+        <w:rPr>
+          <w:sz w:val="32"/>
+          <w:szCs w:val="32"/>
+        </w:rPr>
+        <w:t xml:space="preserve">, </w:t>
+      </w:r>
+      <w:r>
+        <w:rPr>
+          <w:b/>
+          <w:bCs/>
+          <w:color w:val="1F2D3D"/>
+          <w:sz w:val="32"/>
+          <w:szCs w:val="32"/>
+        </w:rPr>
+        <w:t xml:space="preserve">IOC detail</w:t>
+      </w:r>
+      <w:r>
+        <w:rPr>
+          <w:sz w:val="32"/>
+          <w:szCs w:val="32"/>
+        </w:rPr>
+        <w:t xml:space="preserve"> (ค่าของตัวบ่งชี้) และ </w:t>
+      </w:r>
+      <w:r>
+        <w:rPr>
+          <w:b/>
+          <w:bCs/>
+          <w:color w:val="1F2D3D"/>
+          <w:sz w:val="32"/>
+          <w:szCs w:val="32"/>
+        </w:rPr>
+        <w:t xml:space="preserve">Note</w:t>
+      </w:r>
+      <w:r>
+        <w:rPr>
+          <w:sz w:val="32"/>
+          <w:szCs w:val="32"/>
+        </w:rPr>
+        <w:t xml:space="preserve"> — ช่อง </w:t>
+      </w:r>
+      <w:r>
+        <w:rPr>
+          <w:b/>
+          <w:bCs/>
+          <w:color w:val="1F2D3D"/>
+          <w:sz w:val="32"/>
+          <w:szCs w:val="32"/>
+        </w:rPr>
+        <w:t xml:space="preserve">File name</w:t>
+      </w:r>
+      <w:r>
+        <w:rPr>
+          <w:sz w:val="32"/>
+          <w:szCs w:val="32"/>
+        </w:rPr>
+        <w:t xml:space="preserve"> จะปรากฏเฉพาะเมื่อเลือกประเภท Hash</w:t>
+      </w:r>
+    </w:p>
+    <w:p>
+      <w:pPr>
+        <w:pStyle w:val="ListParagraph"/>
+        <w:numPr>
+          <w:ilvl w:val="0"/>
+          <w:numId w:val="5"/>
+        </w:numPr>
+        <w:spacing w:after="80"/>
+      </w:pPr>
+      <w:r>
+        <w:rPr>
+          <w:sz w:val="32"/>
+          <w:szCs w:val="32"/>
+        </w:rPr>
+        <w:t xml:space="preserve">ต้องการเพิ่มหลายค่าพร้อมกัน กด </w:t>
+      </w:r>
+      <w:r>
+        <w:rPr>
+          <w:b/>
+          <w:bCs/>
+          <w:color w:val="1F2D3D"/>
+          <w:sz w:val="32"/>
+          <w:szCs w:val="32"/>
+        </w:rPr>
+        <w:t xml:space="preserve">เพิ่มแถว / Add row</w:t>
+      </w:r>
+      <w:r>
+        <w:rPr>
+          <w:sz w:val="32"/>
+          <w:szCs w:val="32"/>
+        </w:rPr>
+        <w:t xml:space="preserve"> ได้เรื่อย ๆ ต่างประเภทกันในครั้งเดียวก็ได้</w:t>
+      </w:r>
+    </w:p>
+    <w:p>
+      <w:pPr>
+        <w:pStyle w:val="ListParagraph"/>
+        <w:numPr>
+          <w:ilvl w:val="0"/>
+          <w:numId w:val="5"/>
+        </w:numPr>
+        <w:spacing w:after="80"/>
+      </w:pPr>
+      <w:r>
+        <w:rPr>
+          <w:sz w:val="32"/>
+          <w:szCs w:val="32"/>
+        </w:rPr>
+        <w:t xml:space="preserve">กด </w:t>
+      </w:r>
+      <w:r>
+        <w:rPr>
+          <w:b/>
+          <w:bCs/>
+          <w:color w:val="1F2D3D"/>
+          <w:sz w:val="32"/>
+          <w:szCs w:val="32"/>
+        </w:rPr>
+        <w:t xml:space="preserve">บันทึก / Save</w:t>
+      </w:r>
+      <w:r>
+        <w:rPr>
+          <w:sz w:val="32"/>
+          <w:szCs w:val="32"/>
+        </w:rPr>
+        <w:t xml:space="preserve"> ระบบจะออกรหัสอ้างอิงให้อัตโนมัติในรูปแบบ </w:t>
+      </w:r>
+      <w:r>
+        <w:rPr>
+          <w:rFonts w:ascii="Consolas" w:cs="Consolas" w:eastAsia="Consolas" w:hAnsi="Consolas"/>
+          <w:sz w:val="32"/>
+          <w:szCs w:val="32"/>
+        </w:rPr>
+        <w:t xml:space="preserve">MAN-####</w:t>
+      </w:r>
+    </w:p>
+    <w:tbl>
+      <w:tblPr>
+        <w:tblW w:type="dxa" w:w="9600"/>
+        <w:tblBorders>
+          <w:top w:val="dashed" w:color="9DB4D4" w:sz="6"/>
+          <w:left w:val="dashed" w:color="9DB4D4" w:sz="6"/>
+          <w:bottom w:val="dashed" w:color="9DB4D4" w:sz="6"/>
+          <w:right w:val="dashed" w:color="9DB4D4" w:sz="6"/>
+          <w:insideH w:val="single" w:color="auto" w:sz="4"/>
+          <w:insideV w:val="single" w:color="auto" w:sz="4"/>
+        </w:tblBorders>
+      </w:tblPr>
+      <w:tblGrid>
+        <w:gridCol w:w="9600"/>
+      </w:tblGrid>
+      <w:tr>
+        <w:tc>
+          <w:tcPr>
+            <w:tcW w:type="dxa" w:w="9600"/>
+            <w:shd w:fill="F7F8FA" w:color="auto" w:val="clear"/>
+            <w:tcMar>
+              <w:top w:type="dxa" w:w="520"/>
+              <w:left w:type="dxa" w:w="200"/>
+              <w:bottom w:type="dxa" w:w="520"/>
+              <w:right w:type="dxa" w:w="200"/>
+            </w:tcMar>
+            <w:vAlign w:val="center"/>
+          </w:tcPr>
+          <w:p>
+            <w:pPr>
+              <w:spacing w:after="40"/>
+              <w:jc w:val="center"/>
+            </w:pPr>
+            <w:r>
+              <w:rPr>
+                <w:b/>
+                <w:bCs/>
+                <w:color w:val="6C7888"/>
+                <w:sz w:val="30"/>
+                <w:szCs w:val="30"/>
+              </w:rPr>
+              <w:t xml:space="preserve">[ ตำแหน่งภาพหน้าจอ ]</w:t>
+            </w:r>
+          </w:p>
+          <w:p>
+            <w:pPr>
+              <w:spacing w:after="40"/>
+              <w:jc w:val="center"/>
+            </w:pPr>
+            <w:r>
+              <w:rPr>
+                <w:color w:val="1F2D3D"/>
+                <w:sz w:val="32"/>
+                <w:szCs w:val="32"/>
+              </w:rPr>
+              <w:t xml:space="preserve">แบบฟอร์มเพิ่ม IOC เอง แสดงหลายแถวและช่อง File name ที่ปรากฏเมื่อเลือก Hash</w:t>
+            </w:r>
+          </w:p>
+          <w:p>
+            <w:pPr>
+              <w:jc w:val="center"/>
+            </w:pPr>
+            <w:r>
+              <w:rPr>
+                <w:rFonts w:ascii="Consolas" w:cs="Consolas" w:eastAsia="Consolas" w:hAnsi="Consolas"/>
+                <w:color w:val="9AA6B4"/>
+                <w:sz w:val="24"/>
+                <w:szCs w:val="24"/>
+              </w:rPr>
+              <w:t xml:space="preserve">SHOT: FOR-ioc-manual-add</w:t>
+            </w:r>
+          </w:p>
+        </w:tc>
+      </w:tr>
+    </w:tbl>
+    <w:p>
+      <w:pPr>
+        <w:spacing w:after="160" w:before="60"/>
+        <w:jc w:val="center"/>
+      </w:pPr>
+      <w:r>
+        <w:rPr>
+          <w:b/>
+          <w:bCs/>
+          <w:color w:val="245EA8"/>
+          <w:sz w:val="28"/>
+          <w:szCs w:val="28"/>
+        </w:rPr>
+        <w:t xml:space="preserve">รูปที่ 6-2  </w:t>
+      </w:r>
+      <w:r>
+        <w:rPr>
+          <w:i/>
+          <w:iCs/>
+          <w:color w:val="6C7888"/>
+          <w:sz w:val="28"/>
+          <w:szCs w:val="28"/>
+        </w:rPr>
+        <w:t xml:space="preserve">แบบฟอร์มเพิ่ม IOC เอง แสดงหลายแถวและช่อง File name ที่ปรากฏเมื่อเลือก Hash</w:t>
+      </w:r>
+    </w:p>
+    <w:tbl>
+      <w:tblPr>
+        <w:tblW w:type="dxa" w:w="9600"/>
+        <w:tblBorders>
+          <w:top w:val="single" w:color="F1F3F6" w:sz="2"/>
+          <w:left w:val="single" w:color="6C7888" w:sz="28"/>
+          <w:bottom w:val="single" w:color="F1F3F6" w:sz="2"/>
+          <w:right w:val="single" w:color="F1F3F6" w:sz="2"/>
+          <w:insideH w:val="single" w:color="auto" w:sz="4"/>
+          <w:insideV w:val="single" w:color="auto" w:sz="4"/>
+        </w:tblBorders>
+      </w:tblPr>
+      <w:tblGrid>
+        <w:gridCol w:w="9600"/>
+      </w:tblGrid>
+      <w:tr>
+        <w:tc>
+          <w:tcPr>
+            <w:tcW w:type="dxa" w:w="9600"/>
+            <w:shd w:fill="F1F3F6" w:color="auto" w:val="clear"/>
+            <w:tcMar>
+              <w:top w:type="dxa" w:w="140"/>
+              <w:left w:type="dxa" w:w="200"/>
+              <w:bottom w:type="dxa" w:w="140"/>
+              <w:right w:type="dxa" w:w="200"/>
+            </w:tcMar>
+          </w:tcPr>
+          <w:p>
+            <w:pPr>
+              <w:spacing w:after="60"/>
+            </w:pPr>
+            <w:r>
+              <w:rPr>
+                <w:b/>
+                <w:bCs/>
+                <w:color w:val="6C7888"/>
+                <w:sz w:val="30"/>
+                <w:szCs w:val="30"/>
+              </w:rPr>
+              <w:t xml:space="preserve">สิ่งที่ต้องจำ</w:t>
+            </w:r>
+          </w:p>
+          <w:p>
+            <w:pPr>
+              <w:spacing w:after="0"/>
+            </w:pPr>
+            <w:r>
+              <w:rPr>
+                <w:sz w:val="32"/>
+                <w:szCs w:val="32"/>
+              </w:rPr>
+              <w:t xml:space="preserve">ระบบไม่ยอมให้มีค่าซ้ำ: ถ้าค่าที่คุณกรอกมีอยู่แล้วไม่ว่าจะมาจากตั๋วหรือจากการบันทึกเอง ระบบจะไม่สร้างรายการใหม่ และถ้าค่านั้นเคยถูกลบไป การกรอกซ้ำจะกู้รายการเดิมกลับมาพร้อมบันทึกเดิม</w:t>
+            </w:r>
+          </w:p>
+        </w:tc>
+      </w:tr>
+    </w:tbl>
+    <w:p>
+      <w:pPr>
+        <w:spacing w:after="80"/>
+      </w:pPr>
+    </w:p>
+    <w:p>
+      <w:pPr>
+        <w:spacing w:after="120"/>
+      </w:pPr>
+      <w:r>
+        <w:rPr>
+          <w:sz w:val="32"/>
+          <w:szCs w:val="32"/>
+        </w:rPr>
+        <w:t xml:space="preserve">แถวที่คุณบันทึกเองแก้ไขได้ในหน้าเดียวกัน (ไอคอนดินสอ) หรือลบออกได้ (ไอคอนถังขยะ) ส่วนแถวที่มาจากตั๋วจะแก้ได้เฉพาะ </w:t>
+      </w:r>
+      <w:r>
+        <w:rPr>
+          <w:b/>
+          <w:bCs/>
+          <w:color w:val="1F2D3D"/>
+          <w:sz w:val="32"/>
+          <w:szCs w:val="32"/>
+        </w:rPr>
+        <w:t xml:space="preserve">Status</w:t>
+      </w:r>
+      <w:r>
+        <w:rPr>
+          <w:sz w:val="32"/>
+          <w:szCs w:val="32"/>
+        </w:rPr>
+        <w:t xml:space="preserve"> และ </w:t>
+      </w:r>
+      <w:r>
+        <w:rPr>
+          <w:b/>
+          <w:bCs/>
+          <w:color w:val="1F2D3D"/>
+          <w:sz w:val="32"/>
+          <w:szCs w:val="32"/>
+        </w:rPr>
+        <w:t xml:space="preserve">Note</w:t>
+      </w:r>
+      <w:r>
+        <w:rPr>
+          <w:sz w:val="32"/>
+          <w:szCs w:val="32"/>
+        </w:rPr>
+        <w:t xml:space="preserve"> เท่านั้น เพราะค่าตัวบ่งชี้เป็นของตั๋วต้นเรื่อง</w:t>
+      </w:r>
+    </w:p>
+    <w:p>
+      <w:pPr>
+        <w:pStyle w:val="Heading1"/>
+      </w:pPr>
+      <w:r>
+        <w:t xml:space="preserve">7. สถานะของคำขอ</w:t>
       </w:r>
     </w:p>
     <w:tbl>
@@ -1830,7 +3329,7 @@
         <w:pStyle w:val="Heading1"/>
       </w:pPr>
       <w:r>
-        <w:t xml:space="preserve">7. การแจ้งเตือนทางอีเมล</w:t>
+        <w:t xml:space="preserve">8. การแจ้งเตือนทางอีเมล</w:t>
       </w:r>
     </w:p>
     <w:tbl>
@@ -2017,7 +3516,7 @@
         <w:pStyle w:val="Heading1"/>
       </w:pPr>
       <w:r>
-        <w:t xml:space="preserve">8. คำถามที่พบบ่อย</w:t>
+        <w:t xml:space="preserve">9. คำถามที่พบบ่อย</w:t>
       </w:r>
     </w:p>
     <w:p>
@@ -2025,7 +3524,7 @@
         <w:pStyle w:val="Heading3"/>
       </w:pPr>
       <w:r>
-        <w:t xml:space="preserve">ทำไมฉันเห็นตั๋วเฉพาะบางใบ?</w:t>
+        <w:t xml:space="preserve">ฉันเปิดดูตั๋วใบไหนได้บ้าง?</w:t>
       </w:r>
     </w:p>
     <w:p>
@@ -2037,7 +3536,7 @@
           <w:sz w:val="32"/>
           <w:szCs w:val="32"/>
         </w:rPr>
-        <w:t xml:space="preserve">ระบบแสดงเฉพาะตั๋วที่มีคำขอมอบหมายให้คุณเท่านั้น</w:t>
+        <w:t xml:space="preserve">ทุกใบ — เพื่อให้เชื่อมโยงตัวบ่งชี้ข้ามเหตุการณ์ได้ แต่เป็นการอ่านอย่างเดียวทั้งหมด</w:t>
       </w:r>
     </w:p>
     <w:p>
@@ -2045,6 +3544,26 @@
         <w:pStyle w:val="Heading3"/>
       </w:pPr>
       <w:r>
+        <w:t xml:space="preserve">ทำไมฉันไม่เห็นปุ่มแก้ไขหรือเปลี่ยนสถานะบนตั๋ว?</w:t>
+      </w:r>
+    </w:p>
+    <w:p>
+      <w:pPr>
+        <w:spacing w:after="120"/>
+      </w:pPr>
+      <w:r>
+        <w:rPr>
+          <w:sz w:val="32"/>
+          <w:szCs w:val="32"/>
+        </w:rPr>
+        <w:t xml:space="preserve">สิทธิ์เขียนของคุณจำกัดไว้ที่ผลการดำเนินการในคำขอของคุณ และช่อง Status/Note ใน IOC Database เท่านั้น</w:t>
+      </w:r>
+    </w:p>
+    <w:p>
+      <w:pPr>
+        <w:pStyle w:val="Heading3"/>
+      </w:pPr>
+      <w:r>
         <w:t xml:space="preserve">ฉันจัดประเภทหรือปิดตั๋วต้นเรื่องได้ไหม?</w:t>
       </w:r>
     </w:p>
@@ -2085,7 +3604,7 @@
         <w:pStyle w:val="Heading1"/>
       </w:pPr>
       <w:r>
-        <w:t xml:space="preserve">9. อภิธานศัพท์</w:t>
+        <w:t xml:space="preserve">10. อภิธานศัพท์</w:t>
       </w:r>
     </w:p>
     <w:tbl>
@@ -2319,6 +3838,171 @@
                 <w:szCs w:val="28"/>
               </w:rPr>
               <w:t xml:space="preserve">เหตุการณ์ที่คำขอของคุณผูกอยู่</w:t>
+            </w:r>
+          </w:p>
+        </w:tc>
+      </w:tr>
+      <w:tr>
+        <w:trPr>
+          <w:cantSplit/>
+        </w:trPr>
+        <w:tc>
+          <w:tcPr>
+            <w:tcW w:type="dxa" w:w="3600"/>
+            <w:shd w:fill="F7F8FA" w:color="auto" w:val="clear"/>
+            <w:tcMar>
+              <w:top w:type="dxa" w:w="70"/>
+              <w:left w:type="dxa" w:w="120"/>
+              <w:bottom w:type="dxa" w:w="70"/>
+              <w:right w:type="dxa" w:w="120"/>
+            </w:tcMar>
+          </w:tcPr>
+          <w:p>
+            <w:pPr>
+              <w:spacing w:after="0"/>
+            </w:pPr>
+            <w:r>
+              <w:rPr>
+                <w:b/>
+                <w:bCs/>
+                <w:sz w:val="32"/>
+                <w:szCs w:val="32"/>
+              </w:rPr>
+              <w:t xml:space="preserve">IOC (Indicator of Compromise)</w:t>
+            </w:r>
+          </w:p>
+        </w:tc>
+        <w:tc>
+          <w:tcPr>
+            <w:tcW w:type="dxa" w:w="6000"/>
+            <w:shd w:fill="F7F8FA" w:color="auto" w:val="clear"/>
+            <w:tcMar>
+              <w:top w:type="dxa" w:w="70"/>
+              <w:left w:type="dxa" w:w="120"/>
+              <w:bottom w:type="dxa" w:w="70"/>
+              <w:right w:type="dxa" w:w="120"/>
+            </w:tcMar>
+          </w:tcPr>
+          <w:p>
+            <w:pPr>
+              <w:spacing w:after="0"/>
+            </w:pPr>
+            <w:r>
+              <w:rPr>
+                <w:sz w:val="28"/>
+                <w:szCs w:val="28"/>
+              </w:rPr>
+              <w:t xml:space="preserve">ตัวบ่งชี้การบุกรุก เช่น ค่าแฮช โดเมน IP URL ชื่อไฟล์ หรือเส้นทางไฟล์</w:t>
+            </w:r>
+          </w:p>
+        </w:tc>
+      </w:tr>
+      <w:tr>
+        <w:trPr>
+          <w:cantSplit/>
+        </w:trPr>
+        <w:tc>
+          <w:tcPr>
+            <w:tcW w:type="dxa" w:w="3600"/>
+            <w:shd w:fill="FFFFFF" w:color="auto" w:val="clear"/>
+            <w:tcMar>
+              <w:top w:type="dxa" w:w="70"/>
+              <w:left w:type="dxa" w:w="120"/>
+              <w:bottom w:type="dxa" w:w="70"/>
+              <w:right w:type="dxa" w:w="120"/>
+            </w:tcMar>
+          </w:tcPr>
+          <w:p>
+            <w:pPr>
+              <w:spacing w:after="0"/>
+            </w:pPr>
+            <w:r>
+              <w:rPr>
+                <w:b/>
+                <w:bCs/>
+                <w:sz w:val="32"/>
+                <w:szCs w:val="32"/>
+              </w:rPr>
+              <w:t xml:space="preserve">IOC Database</w:t>
+            </w:r>
+          </w:p>
+        </w:tc>
+        <w:tc>
+          <w:tcPr>
+            <w:tcW w:type="dxa" w:w="6000"/>
+            <w:shd w:fill="FFFFFF" w:color="auto" w:val="clear"/>
+            <w:tcMar>
+              <w:top w:type="dxa" w:w="70"/>
+              <w:left w:type="dxa" w:w="120"/>
+              <w:bottom w:type="dxa" w:w="70"/>
+              <w:right w:type="dxa" w:w="120"/>
+            </w:tcMar>
+          </w:tcPr>
+          <w:p>
+            <w:pPr>
+              <w:spacing w:after="0"/>
+            </w:pPr>
+            <w:r>
+              <w:rPr>
+                <w:sz w:val="28"/>
+                <w:szCs w:val="28"/>
+              </w:rPr>
+              <w:t xml:space="preserve">หน้ารวมตัวบ่งชี้จากตั๋วและจากที่คุณบันทึกเอง พร้อมสถานะการตรวจสอบและบันทึกของคุณ</w:t>
+            </w:r>
+          </w:p>
+        </w:tc>
+      </w:tr>
+      <w:tr>
+        <w:trPr>
+          <w:cantSplit/>
+        </w:trPr>
+        <w:tc>
+          <w:tcPr>
+            <w:tcW w:type="dxa" w:w="3600"/>
+            <w:shd w:fill="F7F8FA" w:color="auto" w:val="clear"/>
+            <w:tcMar>
+              <w:top w:type="dxa" w:w="70"/>
+              <w:left w:type="dxa" w:w="120"/>
+              <w:bottom w:type="dxa" w:w="70"/>
+              <w:right w:type="dxa" w:w="120"/>
+            </w:tcMar>
+          </w:tcPr>
+          <w:p>
+            <w:pPr>
+              <w:spacing w:after="0"/>
+            </w:pPr>
+            <w:r>
+              <w:rPr>
+                <w:b/>
+                <w:bCs/>
+                <w:sz w:val="32"/>
+                <w:szCs w:val="32"/>
+              </w:rPr>
+              <w:t xml:space="preserve">MAN-####</w:t>
+            </w:r>
+          </w:p>
+        </w:tc>
+        <w:tc>
+          <w:tcPr>
+            <w:tcW w:type="dxa" w:w="6000"/>
+            <w:shd w:fill="F7F8FA" w:color="auto" w:val="clear"/>
+            <w:tcMar>
+              <w:top w:type="dxa" w:w="70"/>
+              <w:left w:type="dxa" w:w="120"/>
+              <w:bottom w:type="dxa" w:w="70"/>
+              <w:right w:type="dxa" w:w="120"/>
+            </w:tcMar>
+          </w:tcPr>
+          <w:p>
+            <w:pPr>
+              <w:spacing w:after="0"/>
+            </w:pPr>
+            <w:r>
+              <w:rPr>
+                <w:sz w:val="28"/>
+                <w:szCs w:val="28"/>
+              </w:rPr>
+              <w:t xml:space="preserve">รหัสอ้างอิงที่ระบบออกให้ตัวบ่งชี้ที่บันทึกเข้ามาเอง</w:t>
             </w:r>
           </w:p>
         </w:tc>
@@ -2617,6 +4301,24 @@
       </w:rPr>
     </w:lvl>
   </w:abstractNum>
+  <w:abstractNum w:abstractNumId="5" w15:restartNumberingAfterBreak="0">
+    <w:multiLevelType w:val="hybridMultilevel"/>
+    <w:lvl w:ilvl="0" w15:tentative="1">
+      <w:start w:val="1"/>
+      <w:numFmt w:val="decimal"/>
+      <w:lvlText w:val="%1."/>
+      <w:lvlJc w:val="start"/>
+      <w:pPr>
+        <w:ind w:left="460" w:hanging="300"/>
+      </w:pPr>
+      <w:rPr>
+        <w:rFonts w:ascii="TH Sarabun New" w:cs="TH Sarabun New" w:eastAsia="TH Sarabun New" w:hAnsi="TH Sarabun New"/>
+        <w:b/>
+        <w:bCs/>
+        <w:color w:val="245EA8"/>
+      </w:rPr>
+    </w:lvl>
+  </w:abstractNum>
   <w:num w:numId="1">
     <w:abstractNumId w:val="1"/>
     <w:lvlOverride w:ilvl="0">
@@ -2630,7 +4332,19 @@
     </w:lvlOverride>
   </w:num>
   <w:num w:numId="3">
+    <w:abstractNumId w:val="2"/>
+    <w:lvlOverride w:ilvl="0">
+      <w:startOverride w:val="1"/>
+    </w:lvlOverride>
+  </w:num>
+  <w:num w:numId="4">
     <w:abstractNumId w:val="4"/>
+    <w:lvlOverride w:ilvl="0">
+      <w:startOverride w:val="1"/>
+    </w:lvlOverride>
+  </w:num>
+  <w:num w:numId="5">
+    <w:abstractNumId w:val="5"/>
     <w:lvlOverride w:ilvl="0">
       <w:startOverride w:val="1"/>
     </w:lvlOverride>

--- a/docs/user-guides/manuals/user-manual-forensic-analyst.th.docx
+++ b/docs/user-guides/manuals/user-manual-forensic-analyst.th.docx
@@ -181,7 +181,7 @@
           <w:sz w:val="28"/>
           <w:szCs w:val="28"/>
         </w:rPr>
-        <w:t xml:space="preserve">เวอร์ชันระบบ v1.4.0</w:t>
+        <w:t xml:space="preserve">เวอร์ชันระบบ v1.5.0</w:t>
       </w:r>
       <w:r>
         <w:rPr>
@@ -197,7 +197,7 @@
           <w:sz w:val="28"/>
           <w:szCs w:val="28"/>
         </w:rPr>
-        <w:t xml:space="preserve">ปรับปรุงล่าสุด 10 กันยายน 2026</w:t>
+        <w:t xml:space="preserve">ปรับปรุงล่าสุด 11 กันยายน 2026</w:t>
       </w:r>
     </w:p>
     <w:p>
@@ -1212,6 +1212,89 @@
         <w:t xml:space="preserve"> — ค้นหาตัวบ่งชี้ข้ามตั๋วและข้ามคิวคัดกรอง Wazuh</w:t>
       </w:r>
     </w:p>
+    <w:tbl>
+      <w:tblPr>
+        <w:tblW w:type="dxa" w:w="9600"/>
+        <w:tblBorders>
+          <w:top w:val="single" w:color="F1F3F6" w:sz="2"/>
+          <w:left w:val="single" w:color="6C7888" w:sz="28"/>
+          <w:bottom w:val="single" w:color="F1F3F6" w:sz="2"/>
+          <w:right w:val="single" w:color="F1F3F6" w:sz="2"/>
+          <w:insideH w:val="single" w:color="auto" w:sz="4"/>
+          <w:insideV w:val="single" w:color="auto" w:sz="4"/>
+        </w:tblBorders>
+      </w:tblPr>
+      <w:tblGrid>
+        <w:gridCol w:w="9600"/>
+      </w:tblGrid>
+      <w:tr>
+        <w:tc>
+          <w:tcPr>
+            <w:tcW w:type="dxa" w:w="9600"/>
+            <w:shd w:fill="F1F3F6" w:color="auto" w:val="clear"/>
+            <w:tcMar>
+              <w:top w:type="dxa" w:w="140"/>
+              <w:left w:type="dxa" w:w="200"/>
+              <w:bottom w:type="dxa" w:w="140"/>
+              <w:right w:type="dxa" w:w="200"/>
+            </w:tcMar>
+          </w:tcPr>
+          <w:p>
+            <w:pPr>
+              <w:spacing w:after="60"/>
+            </w:pPr>
+            <w:r>
+              <w:rPr>
+                <w:b/>
+                <w:bCs/>
+                <w:color w:val="6C7888"/>
+                <w:sz w:val="30"/>
+                <w:szCs w:val="30"/>
+              </w:rPr>
+              <w:t xml:space="preserve">สิ่งที่ต้องจำ</w:t>
+            </w:r>
+          </w:p>
+          <w:p>
+            <w:pPr>
+              <w:spacing w:after="0"/>
+            </w:pPr>
+            <w:r>
+              <w:rPr>
+                <w:b/>
+                <w:bCs/>
+                <w:sz w:val="32"/>
+                <w:szCs w:val="32"/>
+              </w:rPr>
+              <w:t xml:space="preserve">เพิ่ม v1.5.0: </w:t>
+            </w:r>
+            <w:r>
+              <w:rPr>
+                <w:sz w:val="32"/>
+                <w:szCs w:val="32"/>
+              </w:rPr>
+              <w:t xml:space="preserve">เมื่อเปิดตั๋วเพื่ออ่านหลักฐาน ไฟล์แนบที่เป็นรูปภาพและข้อความ/log/CSV มีลิงก์ </w:t>
+            </w:r>
+            <w:r>
+              <w:rPr>
+                <w:b/>
+                <w:bCs/>
+                <w:color w:val="1F2D3D"/>
+                <w:sz w:val="32"/>
+                <w:szCs w:val="32"/>
+              </w:rPr>
+              <w:t xml:space="preserve">ดูตัวอย่าง</w:t>
+            </w:r>
+            <w:r>
+              <w:rPr>
+                <w:sz w:val="32"/>
+                <w:szCs w:val="32"/>
+              </w:rPr>
+              <w:t xml:space="preserve"> เปิดดูในแท็บใหม่ได้โดยไม่ต้องดาวน์โหลด (ผ่านการตรวจสิทธิ์เสมอ)</w:t>
+            </w:r>
+          </w:p>
+        </w:tc>
+      </w:tr>
+    </w:tbl>
     <w:p>
       <w:pPr>
         <w:pStyle w:val="Heading1"/>
